--- a/projects/2026-10-02_diplomado_neuro_urgencias_kine/Programa_Urgencias_Neurologicas_Kinesiologos.docx
+++ b/projects/2026-10-02_diplomado_neuro_urgencias_kine/Programa_Urgencias_Neurologicas_Kinesiologos.docx
@@ -276,7 +276,7 @@
     </w:p>
     <w:p>
       <w:r>
-        <w:t>El diplomado busca desarrollar habilidades técnicas y cognitivas para el manejo de urgencias críticas, incluida la kinesiología neurológica. Según la hoja de caracterización del curso (18 estudiantes), la mayoría trabaja en UPC y urgencia con experiencia en VMI, VMNI y ACLS (2 a 20 años); hay 2 estudiantes de APS y 1 estudiante de 5.º año sin experiencia clínica. Casi nadie declara formación neurológica.</w:t>
+        <w:t>El diplomado busca desarrollar habilidades técnicas y cognitivas para el manejo de urgencias críticas, incluida la kinesiología neurológica. Según la hoja de caracterización del curso (15 estudiantes), la mayoría trabaja en UPC y urgencia con experiencia en VMI, VMNI y ACLS (2 a 20 años); hay 2 estudiantes de APS y 1 estudiante de 5.º año sin experiencia clínica. Casi nadie declara formación neurológica.</w:t>
       </w:r>
     </w:p>
     <w:p>
